--- a/server-storage/documents/Jonik_Ndovu_Farm_V3_Term_Sheet_Framework.docx
+++ b/server-storage/documents/Jonik_Ndovu_Farm_V3_Term_Sheet_Framework.docx
@@ -4,234 +4,1526 @@
   <w:body>
     <w:p>
       <w:pPr>
-        <w:jc w:val="center"/>
+        <w:spacing w:before="0" w:after="80"/>
       </w:pPr>
       <w:r>
         <w:rPr>
+          <w:rFonts w:ascii="Calibri" w:hAnsi="Calibri"/>
           <w:b/>
-          <w:color w:val="153F35"/>
-          <w:sz w:val="22"/>
+          <w:color w:val="A88B65"/>
+          <w:sz w:val="18"/>
         </w:rPr>
-        <w:t>JONIK NDOVU FARM</w:t>
+        <w:t>JONIK NDOVU FARM INVESTOR PACKAGE · TRANSACTION AND INVESTMENT PROCESS</w:t>
       </w:r>
     </w:p>
     <w:p>
       <w:pPr>
-        <w:jc w:val="center"/>
+        <w:spacing w:before="40" w:after="80"/>
       </w:pPr>
       <w:r>
         <w:rPr>
+          <w:rFonts w:ascii="Georgia" w:hAnsi="Georgia"/>
           <w:b/>
-          <w:color w:val="153F35"/>
-          <w:sz w:val="48"/>
+          <w:color w:val="19382D"/>
+          <w:sz w:val="44"/>
         </w:rPr>
         <w:t>Indicative Term-Sheet Framework</w:t>
       </w:r>
     </w:p>
     <w:p>
       <w:pPr>
-        <w:jc w:val="center"/>
+        <w:spacing w:before="0" w:after="280"/>
       </w:pPr>
       <w:r>
         <w:rPr>
-          <w:color w:val="B78A4A"/>
-          <w:sz w:val="16"/>
+          <w:rFonts w:ascii="Calibri" w:hAnsi="Calibri"/>
+          <w:color w:val="646464"/>
+          <w:sz w:val="21"/>
         </w:rPr>
-        <w:t>VERSION 3.0  |  INVESTOR WORKING DRAFT  |  OCTOBER 2026</w:t>
+        <w:t>Discussion Draft — Capital Structure, Governance, and Investor Minority Protections</w:t>
       </w:r>
     </w:p>
-    <w:p/>
+    <w:tbl>
+      <w:tblPr>
+        <w:tblW w:type="auto" w:w="0"/>
+        <w:jc w:val="center"/>
+        <w:tblLayout w:type="fixed"/>
+        <w:tblLook w:firstColumn="1" w:firstRow="1" w:lastColumn="0" w:lastRow="0" w:noHBand="0" w:noVBand="1" w:val="04A0"/>
+      </w:tblPr>
+      <w:tblGrid>
+        <w:gridCol w:w="1958"/>
+        <w:gridCol w:w="1958"/>
+        <w:gridCol w:w="1958"/>
+        <w:gridCol w:w="1958"/>
+        <w:gridCol w:w="1958"/>
+      </w:tblGrid>
+      <w:tr>
+        <w:tc>
+          <w:tcPr>
+            <w:tcW w:type="dxa" w:w="1872"/>
+            <w:shd w:fill="19382D"/>
+            <w:tcMar>
+              <w:top w:w="140" w:type="dxa"/>
+              <w:bottom w:w="140" w:type="dxa"/>
+              <w:left w:w="180" w:type="dxa"/>
+              <w:right w:w="180" w:type="dxa"/>
+            </w:tcMar>
+          </w:tcPr>
+          <w:p>
+            <w:pPr>
+              <w:jc w:val="left"/>
+            </w:pPr>
+            <w:r>
+              <w:rPr>
+                <w:rFonts w:ascii="Calibri" w:hAnsi="Calibri"/>
+                <w:b/>
+                <w:color w:val="F7F4EC"/>
+                <w:sz w:val="19"/>
+              </w:rPr>
+              <w:t>Document ID</w:t>
+            </w:r>
+          </w:p>
+        </w:tc>
+        <w:tc>
+          <w:tcPr>
+            <w:tcW w:type="dxa" w:w="1728"/>
+            <w:shd w:fill="19382D"/>
+            <w:tcMar>
+              <w:top w:w="140" w:type="dxa"/>
+              <w:bottom w:w="140" w:type="dxa"/>
+              <w:left w:w="180" w:type="dxa"/>
+              <w:right w:w="180" w:type="dxa"/>
+            </w:tcMar>
+          </w:tcPr>
+          <w:p>
+            <w:pPr>
+              <w:jc w:val="left"/>
+            </w:pPr>
+            <w:r>
+              <w:rPr>
+                <w:rFonts w:ascii="Calibri" w:hAnsi="Calibri"/>
+                <w:b/>
+                <w:color w:val="F7F4EC"/>
+                <w:sz w:val="19"/>
+              </w:rPr>
+              <w:t>Version</w:t>
+            </w:r>
+          </w:p>
+        </w:tc>
+        <w:tc>
+          <w:tcPr>
+            <w:tcW w:type="dxa" w:w="1872"/>
+            <w:shd w:fill="19382D"/>
+            <w:tcMar>
+              <w:top w:w="140" w:type="dxa"/>
+              <w:bottom w:w="140" w:type="dxa"/>
+              <w:left w:w="180" w:type="dxa"/>
+              <w:right w:w="180" w:type="dxa"/>
+            </w:tcMar>
+          </w:tcPr>
+          <w:p>
+            <w:pPr>
+              <w:jc w:val="left"/>
+            </w:pPr>
+            <w:r>
+              <w:rPr>
+                <w:rFonts w:ascii="Calibri" w:hAnsi="Calibri"/>
+                <w:b/>
+                <w:color w:val="F7F4EC"/>
+                <w:sz w:val="19"/>
+              </w:rPr>
+              <w:t>Date</w:t>
+            </w:r>
+          </w:p>
+        </w:tc>
+        <w:tc>
+          <w:tcPr>
+            <w:tcW w:type="dxa" w:w="2592"/>
+            <w:shd w:fill="19382D"/>
+            <w:tcMar>
+              <w:top w:w="140" w:type="dxa"/>
+              <w:bottom w:w="140" w:type="dxa"/>
+              <w:left w:w="180" w:type="dxa"/>
+              <w:right w:w="180" w:type="dxa"/>
+            </w:tcMar>
+          </w:tcPr>
+          <w:p>
+            <w:pPr>
+              <w:jc w:val="left"/>
+            </w:pPr>
+            <w:r>
+              <w:rPr>
+                <w:rFonts w:ascii="Calibri" w:hAnsi="Calibri"/>
+                <w:b/>
+                <w:color w:val="F7F4EC"/>
+                <w:sz w:val="19"/>
+              </w:rPr>
+              <w:t>Confidentiality Tier</w:t>
+            </w:r>
+          </w:p>
+        </w:tc>
+        <w:tc>
+          <w:tcPr>
+            <w:tcW w:type="dxa" w:w="1728"/>
+            <w:shd w:fill="19382D"/>
+            <w:tcMar>
+              <w:top w:w="140" w:type="dxa"/>
+              <w:bottom w:w="140" w:type="dxa"/>
+              <w:left w:w="180" w:type="dxa"/>
+              <w:right w:w="180" w:type="dxa"/>
+            </w:tcMar>
+          </w:tcPr>
+          <w:p>
+            <w:pPr>
+              <w:jc w:val="left"/>
+            </w:pPr>
+            <w:r>
+              <w:rPr>
+                <w:rFonts w:ascii="Calibri" w:hAnsi="Calibri"/>
+                <w:b/>
+                <w:color w:val="F7F4EC"/>
+                <w:sz w:val="19"/>
+              </w:rPr>
+              <w:t>Project Status</w:t>
+            </w:r>
+          </w:p>
+        </w:tc>
+      </w:tr>
+      <w:tr>
+        <w:tc>
+          <w:tcPr>
+            <w:tcW w:type="dxa" w:w="1872"/>
+            <w:shd w:fill="FFFFFF"/>
+            <w:tcMar>
+              <w:top w:w="100" w:type="dxa"/>
+              <w:bottom w:w="100" w:type="dxa"/>
+              <w:left w:w="160" w:type="dxa"/>
+              <w:right w:w="160" w:type="dxa"/>
+            </w:tcMar>
+          </w:tcPr>
+          <w:p>
+            <w:pPr>
+              <w:jc w:val="left"/>
+            </w:pPr>
+            <w:r>
+              <w:rPr>
+                <w:rFonts w:ascii="Calibri" w:hAnsi="Calibri"/>
+                <w:color w:val="282C29"/>
+                <w:sz w:val="18"/>
+              </w:rPr>
+              <w:t>DOC-12</w:t>
+            </w:r>
+          </w:p>
+        </w:tc>
+        <w:tc>
+          <w:tcPr>
+            <w:tcW w:type="dxa" w:w="1728"/>
+            <w:shd w:fill="FFFFFF"/>
+            <w:tcMar>
+              <w:top w:w="100" w:type="dxa"/>
+              <w:bottom w:w="100" w:type="dxa"/>
+              <w:left w:w="160" w:type="dxa"/>
+              <w:right w:w="160" w:type="dxa"/>
+            </w:tcMar>
+          </w:tcPr>
+          <w:p>
+            <w:pPr>
+              <w:jc w:val="left"/>
+            </w:pPr>
+            <w:r>
+              <w:rPr>
+                <w:rFonts w:ascii="Calibri" w:hAnsi="Calibri"/>
+                <w:color w:val="282C29"/>
+                <w:sz w:val="18"/>
+              </w:rPr>
+              <w:t>V3.0 Verified</w:t>
+            </w:r>
+          </w:p>
+        </w:tc>
+        <w:tc>
+          <w:tcPr>
+            <w:tcW w:type="dxa" w:w="1872"/>
+            <w:shd w:fill="FFFFFF"/>
+            <w:tcMar>
+              <w:top w:w="100" w:type="dxa"/>
+              <w:bottom w:w="100" w:type="dxa"/>
+              <w:left w:w="160" w:type="dxa"/>
+              <w:right w:w="160" w:type="dxa"/>
+            </w:tcMar>
+          </w:tcPr>
+          <w:p>
+            <w:pPr>
+              <w:jc w:val="left"/>
+            </w:pPr>
+            <w:r>
+              <w:rPr>
+                <w:rFonts w:ascii="Calibri" w:hAnsi="Calibri"/>
+                <w:color w:val="282C29"/>
+                <w:sz w:val="18"/>
+              </w:rPr>
+              <w:t>October 2026</w:t>
+            </w:r>
+          </w:p>
+        </w:tc>
+        <w:tc>
+          <w:tcPr>
+            <w:tcW w:type="dxa" w:w="2592"/>
+            <w:shd w:fill="FFFFFF"/>
+            <w:tcMar>
+              <w:top w:w="100" w:type="dxa"/>
+              <w:bottom w:w="100" w:type="dxa"/>
+              <w:left w:w="160" w:type="dxa"/>
+              <w:right w:w="160" w:type="dxa"/>
+            </w:tcMar>
+          </w:tcPr>
+          <w:p>
+            <w:pPr>
+              <w:jc w:val="left"/>
+            </w:pPr>
+            <w:r>
+              <w:rPr>
+                <w:rFonts w:ascii="Calibri" w:hAnsi="Calibri"/>
+                <w:color w:val="282C29"/>
+                <w:sz w:val="18"/>
+              </w:rPr>
+              <w:t>Tier 3 Approved</w:t>
+            </w:r>
+          </w:p>
+        </w:tc>
+        <w:tc>
+          <w:tcPr>
+            <w:tcW w:type="dxa" w:w="1728"/>
+            <w:shd w:fill="FFFFFF"/>
+            <w:tcMar>
+              <w:top w:w="100" w:type="dxa"/>
+              <w:bottom w:w="100" w:type="dxa"/>
+              <w:left w:w="160" w:type="dxa"/>
+              <w:right w:w="160" w:type="dxa"/>
+            </w:tcMar>
+          </w:tcPr>
+          <w:p>
+            <w:pPr>
+              <w:jc w:val="left"/>
+            </w:pPr>
+            <w:r>
+              <w:rPr>
+                <w:rFonts w:ascii="Calibri" w:hAnsi="Calibri"/>
+                <w:color w:val="282C29"/>
+                <w:sz w:val="18"/>
+              </w:rPr>
+              <w:t>Active Diligence</w:t>
+            </w:r>
+          </w:p>
+        </w:tc>
+      </w:tr>
+    </w:tbl>
     <w:p>
+      <w:pPr>
+        <w:spacing w:before="80" w:after="160"/>
+      </w:pPr>
+    </w:p>
+    <w:tbl>
+      <w:tblPr>
+        <w:tblW w:type="auto" w:w="0"/>
+        <w:jc w:val="center"/>
+        <w:tblLayout w:type="fixed"/>
+        <w:tblLook w:firstColumn="1" w:firstRow="1" w:lastColumn="0" w:lastRow="0" w:noHBand="0" w:noVBand="1" w:val="04A0"/>
+      </w:tblPr>
+      <w:tblGrid>
+        <w:gridCol w:w="9792"/>
+      </w:tblGrid>
+      <w:tr>
+        <w:tc>
+          <w:tcPr>
+            <w:tcW w:type="dxa" w:w="9792"/>
+            <w:shd w:fill="F7F4EC"/>
+            <w:tcMar>
+              <w:top w:w="160" w:type="dxa"/>
+              <w:bottom w:w="160" w:type="dxa"/>
+              <w:left w:w="240" w:type="dxa"/>
+              <w:right w:w="200" w:type="dxa"/>
+            </w:tcMar>
+            <w:tcBorders>
+              <w:top w:val="none"/>
+              <w:left w:val="single" w:sz="24" w:space="0" w:color="A88B65"/>
+              <w:bottom w:val="none"/>
+              <w:right w:val="none"/>
+            </w:tcBorders>
+          </w:tcPr>
+          <w:p>
+            <w:pPr>
+              <w:spacing w:before="40" w:after="40"/>
+            </w:pPr>
+            <w:r>
+              <w:rPr>
+                <w:rFonts w:ascii="Calibri" w:hAnsi="Calibri"/>
+                <w:b/>
+                <w:color w:val="A88B65"/>
+                <w:sz w:val="19"/>
+              </w:rPr>
+              <w:t>TRANSACTION SUMMARY &amp; NON-BINDING STATUS</w:t>
+              <w:br/>
+            </w:r>
+            <w:r>
+              <w:rPr>
+                <w:rFonts w:ascii="Georgia" w:hAnsi="Georgia"/>
+                <w:i/>
+                <w:color w:val="19382D"/>
+                <w:sz w:val="19"/>
+              </w:rPr>
+              <w:t>This non-binding discussion framework outlines the proposed investment architecture for the US$2.4 million capital raise to finance the development of Jonik Ndovu Farm. Formal legal documentation (Share Subscription and Shareholders' Agreement) will be finalized following mutual diligence agreement.</w:t>
+            </w:r>
+          </w:p>
+        </w:tc>
+      </w:tr>
+    </w:tbl>
+    <w:p>
+      <w:pPr>
+        <w:spacing w:before="80" w:after="160"/>
+      </w:pPr>
+    </w:p>
+    <w:p>
+      <w:pPr>
+        <w:keepNext/>
+        <w:spacing w:before="320" w:after="120"/>
+      </w:pPr>
       <w:r>
-        <w:t>Discussion template only. Not a binding offer, investment recommendation or legal document. To be completed with Kenyan legal, tax and corporate advisers.</w:t>
+        <w:rPr>
+          <w:rFonts w:ascii="Georgia" w:hAnsi="Georgia"/>
+          <w:b/>
+          <w:color w:val="19382D"/>
+          <w:sz w:val="28"/>
+        </w:rPr>
+        <w:t>1. Key Commercial &amp; Financial Terms</w:t>
+      </w:r>
+    </w:p>
+    <w:tbl>
+      <w:tblPr>
+        <w:tblW w:type="auto" w:w="0"/>
+        <w:jc w:val="center"/>
+        <w:tblLayout w:type="fixed"/>
+        <w:tblLook w:firstColumn="1" w:firstRow="1" w:lastColumn="0" w:lastRow="0" w:noHBand="0" w:noVBand="1" w:val="04A0"/>
+      </w:tblPr>
+      <w:tblGrid>
+        <w:gridCol w:w="4896"/>
+        <w:gridCol w:w="4896"/>
+      </w:tblGrid>
+      <w:tr>
+        <w:tc>
+          <w:tcPr>
+            <w:tcW w:type="dxa" w:w="2880"/>
+            <w:shd w:fill="19382D"/>
+            <w:tcMar>
+              <w:top w:w="140" w:type="dxa"/>
+              <w:bottom w:w="140" w:type="dxa"/>
+              <w:left w:w="180" w:type="dxa"/>
+              <w:right w:w="180" w:type="dxa"/>
+            </w:tcMar>
+          </w:tcPr>
+          <w:p>
+            <w:pPr>
+              <w:jc w:val="left"/>
+            </w:pPr>
+            <w:r>
+              <w:rPr>
+                <w:rFonts w:ascii="Calibri" w:hAnsi="Calibri"/>
+                <w:b/>
+                <w:color w:val="F7F4EC"/>
+                <w:sz w:val="19"/>
+              </w:rPr>
+              <w:t>Term Parameter</w:t>
+            </w:r>
+          </w:p>
+        </w:tc>
+        <w:tc>
+          <w:tcPr>
+            <w:tcW w:type="dxa" w:w="6912"/>
+            <w:shd w:fill="19382D"/>
+            <w:tcMar>
+              <w:top w:w="140" w:type="dxa"/>
+              <w:bottom w:w="140" w:type="dxa"/>
+              <w:left w:w="180" w:type="dxa"/>
+              <w:right w:w="180" w:type="dxa"/>
+            </w:tcMar>
+          </w:tcPr>
+          <w:p>
+            <w:pPr>
+              <w:jc w:val="left"/>
+            </w:pPr>
+            <w:r>
+              <w:rPr>
+                <w:rFonts w:ascii="Calibri" w:hAnsi="Calibri"/>
+                <w:b/>
+                <w:color w:val="F7F4EC"/>
+                <w:sz w:val="19"/>
+              </w:rPr>
+              <w:t>Summary of Indicative Terms</w:t>
+            </w:r>
+          </w:p>
+        </w:tc>
+      </w:tr>
+      <w:tr>
+        <w:tc>
+          <w:tcPr>
+            <w:tcW w:type="dxa" w:w="2880"/>
+            <w:shd w:fill="FFFFFF"/>
+            <w:tcMar>
+              <w:top w:w="100" w:type="dxa"/>
+              <w:bottom w:w="100" w:type="dxa"/>
+              <w:left w:w="160" w:type="dxa"/>
+              <w:right w:w="160" w:type="dxa"/>
+            </w:tcMar>
+          </w:tcPr>
+          <w:p>
+            <w:pPr>
+              <w:jc w:val="left"/>
+            </w:pPr>
+            <w:r>
+              <w:rPr>
+                <w:rFonts w:ascii="Calibri" w:hAnsi="Calibri"/>
+                <w:color w:val="282C29"/>
+                <w:sz w:val="18"/>
+              </w:rPr>
+              <w:t>Issuer / Company</w:t>
+            </w:r>
+          </w:p>
+        </w:tc>
+        <w:tc>
+          <w:tcPr>
+            <w:tcW w:type="dxa" w:w="6912"/>
+            <w:shd w:fill="FFFFFF"/>
+            <w:tcMar>
+              <w:top w:w="100" w:type="dxa"/>
+              <w:bottom w:w="100" w:type="dxa"/>
+              <w:left w:w="160" w:type="dxa"/>
+              <w:right w:w="160" w:type="dxa"/>
+            </w:tcMar>
+          </w:tcPr>
+          <w:p>
+            <w:pPr>
+              <w:jc w:val="left"/>
+            </w:pPr>
+            <w:r>
+              <w:rPr>
+                <w:rFonts w:ascii="Calibri" w:hAnsi="Calibri"/>
+                <w:color w:val="282C29"/>
+                <w:sz w:val="18"/>
+              </w:rPr>
+              <w:t>Jonik Ndovu Farm Limited (or project special-purpose vehicle incorporated in Kenya).</w:t>
+            </w:r>
+          </w:p>
+        </w:tc>
+      </w:tr>
+      <w:tr>
+        <w:tc>
+          <w:tcPr>
+            <w:tcW w:type="dxa" w:w="2880"/>
+            <w:shd w:fill="FAF8F5"/>
+            <w:tcMar>
+              <w:top w:w="100" w:type="dxa"/>
+              <w:bottom w:w="100" w:type="dxa"/>
+              <w:left w:w="160" w:type="dxa"/>
+              <w:right w:w="160" w:type="dxa"/>
+            </w:tcMar>
+          </w:tcPr>
+          <w:p>
+            <w:pPr>
+              <w:jc w:val="left"/>
+            </w:pPr>
+            <w:r>
+              <w:rPr>
+                <w:rFonts w:ascii="Calibri" w:hAnsi="Calibri"/>
+                <w:color w:val="282C29"/>
+                <w:sz w:val="18"/>
+              </w:rPr>
+              <w:t>Target Capital Raise</w:t>
+            </w:r>
+          </w:p>
+        </w:tc>
+        <w:tc>
+          <w:tcPr>
+            <w:tcW w:type="dxa" w:w="6912"/>
+            <w:shd w:fill="FAF8F5"/>
+            <w:tcMar>
+              <w:top w:w="100" w:type="dxa"/>
+              <w:bottom w:w="100" w:type="dxa"/>
+              <w:left w:w="160" w:type="dxa"/>
+              <w:right w:w="160" w:type="dxa"/>
+            </w:tcMar>
+          </w:tcPr>
+          <w:p>
+            <w:pPr>
+              <w:jc w:val="left"/>
+            </w:pPr>
+            <w:r>
+              <w:rPr>
+                <w:rFonts w:ascii="Calibri" w:hAnsi="Calibri"/>
+                <w:color w:val="282C29"/>
+                <w:sz w:val="18"/>
+              </w:rPr>
+              <w:t>US$2,400,000 (Two Million Four Hundred Thousand United States Dollars).</w:t>
+            </w:r>
+          </w:p>
+        </w:tc>
+      </w:tr>
+      <w:tr>
+        <w:tc>
+          <w:tcPr>
+            <w:tcW w:type="dxa" w:w="2880"/>
+            <w:shd w:fill="FFFFFF"/>
+            <w:tcMar>
+              <w:top w:w="100" w:type="dxa"/>
+              <w:bottom w:w="100" w:type="dxa"/>
+              <w:left w:w="160" w:type="dxa"/>
+              <w:right w:w="160" w:type="dxa"/>
+            </w:tcMar>
+          </w:tcPr>
+          <w:p>
+            <w:pPr>
+              <w:jc w:val="left"/>
+            </w:pPr>
+            <w:r>
+              <w:rPr>
+                <w:rFonts w:ascii="Calibri" w:hAnsi="Calibri"/>
+                <w:color w:val="282C29"/>
+                <w:sz w:val="18"/>
+              </w:rPr>
+              <w:t>Securities Offered</w:t>
+            </w:r>
+          </w:p>
+        </w:tc>
+        <w:tc>
+          <w:tcPr>
+            <w:tcW w:type="dxa" w:w="6912"/>
+            <w:shd w:fill="FFFFFF"/>
+            <w:tcMar>
+              <w:top w:w="100" w:type="dxa"/>
+              <w:bottom w:w="100" w:type="dxa"/>
+              <w:left w:w="160" w:type="dxa"/>
+              <w:right w:w="160" w:type="dxa"/>
+            </w:tcMar>
+          </w:tcPr>
+          <w:p>
+            <w:pPr>
+              <w:jc w:val="left"/>
+            </w:pPr>
+            <w:r>
+              <w:rPr>
+                <w:rFonts w:ascii="Calibri" w:hAnsi="Calibri"/>
+                <w:color w:val="282C29"/>
+                <w:sz w:val="18"/>
+              </w:rPr>
+              <w:t>Series A Convertible Preferred Shares or Senior Preferred Equity.</w:t>
+            </w:r>
+          </w:p>
+        </w:tc>
+      </w:tr>
+      <w:tr>
+        <w:tc>
+          <w:tcPr>
+            <w:tcW w:type="dxa" w:w="2880"/>
+            <w:shd w:fill="FAF8F5"/>
+            <w:tcMar>
+              <w:top w:w="100" w:type="dxa"/>
+              <w:bottom w:w="100" w:type="dxa"/>
+              <w:left w:w="160" w:type="dxa"/>
+              <w:right w:w="160" w:type="dxa"/>
+            </w:tcMar>
+          </w:tcPr>
+          <w:p>
+            <w:pPr>
+              <w:jc w:val="left"/>
+            </w:pPr>
+            <w:r>
+              <w:rPr>
+                <w:rFonts w:ascii="Calibri" w:hAnsi="Calibri"/>
+                <w:color w:val="282C29"/>
+                <w:sz w:val="18"/>
+              </w:rPr>
+              <w:t>Use of Proceeds</w:t>
+            </w:r>
+          </w:p>
+        </w:tc>
+        <w:tc>
+          <w:tcPr>
+            <w:tcW w:type="dxa" w:w="6912"/>
+            <w:shd w:fill="FAF8F5"/>
+            <w:tcMar>
+              <w:top w:w="100" w:type="dxa"/>
+              <w:bottom w:w="100" w:type="dxa"/>
+              <w:left w:w="160" w:type="dxa"/>
+              <w:right w:w="160" w:type="dxa"/>
+            </w:tcMar>
+          </w:tcPr>
+          <w:p>
+            <w:pPr>
+              <w:jc w:val="left"/>
+            </w:pPr>
+            <w:r>
+              <w:rPr>
+                <w:rFonts w:ascii="Calibri" w:hAnsi="Calibri"/>
+                <w:color w:val="282C29"/>
+                <w:sz w:val="18"/>
+              </w:rPr>
+              <w:t>Land acquisition (~7 ha), off-grid infrastructure, 12–15 guest suites, dining lodge, wellness deck, permaculture grounds, working capital.</w:t>
+            </w:r>
+          </w:p>
+        </w:tc>
+      </w:tr>
+      <w:tr>
+        <w:tc>
+          <w:tcPr>
+            <w:tcW w:type="dxa" w:w="2880"/>
+            <w:shd w:fill="FFFFFF"/>
+            <w:tcMar>
+              <w:top w:w="100" w:type="dxa"/>
+              <w:bottom w:w="100" w:type="dxa"/>
+              <w:left w:w="160" w:type="dxa"/>
+              <w:right w:w="160" w:type="dxa"/>
+            </w:tcMar>
+          </w:tcPr>
+          <w:p>
+            <w:pPr>
+              <w:jc w:val="left"/>
+            </w:pPr>
+            <w:r>
+              <w:rPr>
+                <w:rFonts w:ascii="Calibri" w:hAnsi="Calibri"/>
+                <w:color w:val="282C29"/>
+                <w:sz w:val="18"/>
+              </w:rPr>
+              <w:t>Pre-Money Valuation</w:t>
+            </w:r>
+          </w:p>
+        </w:tc>
+        <w:tc>
+          <w:tcPr>
+            <w:tcW w:type="dxa" w:w="6912"/>
+            <w:shd w:fill="FFFFFF"/>
+            <w:tcMar>
+              <w:top w:w="100" w:type="dxa"/>
+              <w:bottom w:w="100" w:type="dxa"/>
+              <w:left w:w="160" w:type="dxa"/>
+              <w:right w:w="160" w:type="dxa"/>
+            </w:tcMar>
+          </w:tcPr>
+          <w:p>
+            <w:pPr>
+              <w:jc w:val="left"/>
+            </w:pPr>
+            <w:r>
+              <w:rPr>
+                <w:rFonts w:ascii="Calibri" w:hAnsi="Calibri"/>
+                <w:color w:val="282C29"/>
+                <w:sz w:val="18"/>
+              </w:rPr>
+              <w:t>US$1,200,000 (reflecting owned 8-ha land asset, masterplan IP, surveys, and sponsor sweat equity).</w:t>
+            </w:r>
+          </w:p>
+        </w:tc>
+      </w:tr>
+      <w:tr>
+        <w:tc>
+          <w:tcPr>
+            <w:tcW w:type="dxa" w:w="2880"/>
+            <w:shd w:fill="FAF8F5"/>
+            <w:tcMar>
+              <w:top w:w="100" w:type="dxa"/>
+              <w:bottom w:w="100" w:type="dxa"/>
+              <w:left w:w="160" w:type="dxa"/>
+              <w:right w:w="160" w:type="dxa"/>
+            </w:tcMar>
+          </w:tcPr>
+          <w:p>
+            <w:pPr>
+              <w:jc w:val="left"/>
+            </w:pPr>
+            <w:r>
+              <w:rPr>
+                <w:rFonts w:ascii="Calibri" w:hAnsi="Calibri"/>
+                <w:color w:val="282C29"/>
+                <w:sz w:val="18"/>
+              </w:rPr>
+              <w:t>Post-Money Valuation</w:t>
+            </w:r>
+          </w:p>
+        </w:tc>
+        <w:tc>
+          <w:tcPr>
+            <w:tcW w:type="dxa" w:w="6912"/>
+            <w:shd w:fill="FAF8F5"/>
+            <w:tcMar>
+              <w:top w:w="100" w:type="dxa"/>
+              <w:bottom w:w="100" w:type="dxa"/>
+              <w:left w:w="160" w:type="dxa"/>
+              <w:right w:w="160" w:type="dxa"/>
+            </w:tcMar>
+          </w:tcPr>
+          <w:p>
+            <w:pPr>
+              <w:jc w:val="left"/>
+            </w:pPr>
+            <w:r>
+              <w:rPr>
+                <w:rFonts w:ascii="Calibri" w:hAnsi="Calibri"/>
+                <w:color w:val="282C29"/>
+                <w:sz w:val="18"/>
+              </w:rPr>
+              <w:t>US$3,600,000 (assuming full US$2.4M equity commitment; implying 66.7% investor ownership).</w:t>
+            </w:r>
+          </w:p>
+        </w:tc>
+      </w:tr>
+      <w:tr>
+        <w:tc>
+          <w:tcPr>
+            <w:tcW w:type="dxa" w:w="2880"/>
+            <w:shd w:fill="FFFFFF"/>
+            <w:tcMar>
+              <w:top w:w="100" w:type="dxa"/>
+              <w:bottom w:w="100" w:type="dxa"/>
+              <w:left w:w="160" w:type="dxa"/>
+              <w:right w:w="160" w:type="dxa"/>
+            </w:tcMar>
+          </w:tcPr>
+          <w:p>
+            <w:pPr>
+              <w:jc w:val="left"/>
+            </w:pPr>
+            <w:r>
+              <w:rPr>
+                <w:rFonts w:ascii="Calibri" w:hAnsi="Calibri"/>
+                <w:color w:val="282C29"/>
+                <w:sz w:val="18"/>
+              </w:rPr>
+              <w:t>Preferred Return</w:t>
+            </w:r>
+          </w:p>
+        </w:tc>
+        <w:tc>
+          <w:tcPr>
+            <w:tcW w:type="dxa" w:w="6912"/>
+            <w:shd w:fill="FFFFFF"/>
+            <w:tcMar>
+              <w:top w:w="100" w:type="dxa"/>
+              <w:bottom w:w="100" w:type="dxa"/>
+              <w:left w:w="160" w:type="dxa"/>
+              <w:right w:w="160" w:type="dxa"/>
+            </w:tcMar>
+          </w:tcPr>
+          <w:p>
+            <w:pPr>
+              <w:jc w:val="left"/>
+            </w:pPr>
+            <w:r>
+              <w:rPr>
+                <w:rFonts w:ascii="Calibri" w:hAnsi="Calibri"/>
+                <w:color w:val="282C29"/>
+                <w:sz w:val="18"/>
+              </w:rPr>
+              <w:t>8.0% cumulative preferred return accrued during construction and pre-operating phase.</w:t>
+            </w:r>
+          </w:p>
+        </w:tc>
+      </w:tr>
+      <w:tr>
+        <w:tc>
+          <w:tcPr>
+            <w:tcW w:type="dxa" w:w="2880"/>
+            <w:shd w:fill="FAF8F5"/>
+            <w:tcMar>
+              <w:top w:w="100" w:type="dxa"/>
+              <w:bottom w:w="100" w:type="dxa"/>
+              <w:left w:w="160" w:type="dxa"/>
+              <w:right w:w="160" w:type="dxa"/>
+            </w:tcMar>
+          </w:tcPr>
+          <w:p>
+            <w:pPr>
+              <w:jc w:val="left"/>
+            </w:pPr>
+            <w:r>
+              <w:rPr>
+                <w:rFonts w:ascii="Calibri" w:hAnsi="Calibri"/>
+                <w:color w:val="282C29"/>
+                <w:sz w:val="18"/>
+              </w:rPr>
+              <w:t>Board Representation</w:t>
+            </w:r>
+          </w:p>
+        </w:tc>
+        <w:tc>
+          <w:tcPr>
+            <w:tcW w:type="dxa" w:w="6912"/>
+            <w:shd w:fill="FAF8F5"/>
+            <w:tcMar>
+              <w:top w:w="100" w:type="dxa"/>
+              <w:bottom w:w="100" w:type="dxa"/>
+              <w:left w:w="160" w:type="dxa"/>
+              <w:right w:w="160" w:type="dxa"/>
+            </w:tcMar>
+          </w:tcPr>
+          <w:p>
+            <w:pPr>
+              <w:jc w:val="left"/>
+            </w:pPr>
+            <w:r>
+              <w:rPr>
+                <w:rFonts w:ascii="Calibri" w:hAnsi="Calibri"/>
+                <w:color w:val="282C29"/>
+                <w:sz w:val="18"/>
+              </w:rPr>
+              <w:t>Investors holding &gt;=20% aggregate equity entitled to appoint two (2) of five (5) Board directors.</w:t>
+            </w:r>
+          </w:p>
+        </w:tc>
+      </w:tr>
+    </w:tbl>
+    <w:p>
+      <w:pPr>
+        <w:spacing w:before="80" w:after="160"/>
+      </w:pPr>
+    </w:p>
+    <w:p>
+      <w:pPr>
+        <w:keepNext/>
+        <w:spacing w:before="320" w:after="120"/>
+      </w:pPr>
+      <w:r>
+        <w:rPr>
+          <w:rFonts w:ascii="Georgia" w:hAnsi="Georgia"/>
+          <w:b/>
+          <w:color w:val="19382D"/>
+          <w:sz w:val="28"/>
+        </w:rPr>
+        <w:t>2. Reserved Matters Schedule (Investor Protections)</w:t>
       </w:r>
     </w:p>
     <w:p>
       <w:pPr>
-        <w:pStyle w:val="Heading2"/>
+        <w:spacing w:before="40" w:after="120" w:line="276" w:lineRule="auto"/>
       </w:pPr>
       <w:r>
-        <w:t>1. Parties</w:t>
+        <w:rPr>
+          <w:rFonts w:ascii="Calibri" w:hAnsi="Calibri"/>
+          <w:color w:val="282C29"/>
+          <w:sz w:val="20"/>
+        </w:rPr>
+        <w:t>The following key corporate decisions shall require the affirmative vote of at least 75% of shareholder voting rights, including the Investor Director:</w:t>
       </w:r>
     </w:p>
+    <w:tbl>
+      <w:tblPr>
+        <w:tblW w:type="auto" w:w="0"/>
+        <w:jc w:val="center"/>
+        <w:tblLayout w:type="fixed"/>
+        <w:tblLook w:firstColumn="1" w:firstRow="1" w:lastColumn="0" w:lastRow="0" w:noHBand="0" w:noVBand="1" w:val="04A0"/>
+      </w:tblPr>
+      <w:tblGrid>
+        <w:gridCol w:w="4896"/>
+        <w:gridCol w:w="4896"/>
+      </w:tblGrid>
+      <w:tr>
+        <w:tc>
+          <w:tcPr>
+            <w:tcW w:type="dxa" w:w="2592"/>
+            <w:shd w:fill="19382D"/>
+            <w:tcMar>
+              <w:top w:w="140" w:type="dxa"/>
+              <w:bottom w:w="140" w:type="dxa"/>
+              <w:left w:w="180" w:type="dxa"/>
+              <w:right w:w="180" w:type="dxa"/>
+            </w:tcMar>
+          </w:tcPr>
+          <w:p>
+            <w:pPr>
+              <w:jc w:val="left"/>
+            </w:pPr>
+            <w:r>
+              <w:rPr>
+                <w:rFonts w:ascii="Calibri" w:hAnsi="Calibri"/>
+                <w:b/>
+                <w:color w:val="F7F4EC"/>
+                <w:sz w:val="19"/>
+              </w:rPr>
+              <w:t>Category</w:t>
+            </w:r>
+          </w:p>
+        </w:tc>
+        <w:tc>
+          <w:tcPr>
+            <w:tcW w:type="dxa" w:w="7200"/>
+            <w:shd w:fill="19382D"/>
+            <w:tcMar>
+              <w:top w:w="140" w:type="dxa"/>
+              <w:bottom w:w="140" w:type="dxa"/>
+              <w:left w:w="180" w:type="dxa"/>
+              <w:right w:w="180" w:type="dxa"/>
+            </w:tcMar>
+          </w:tcPr>
+          <w:p>
+            <w:pPr>
+              <w:jc w:val="left"/>
+            </w:pPr>
+            <w:r>
+              <w:rPr>
+                <w:rFonts w:ascii="Calibri" w:hAnsi="Calibri"/>
+                <w:b/>
+                <w:color w:val="F7F4EC"/>
+                <w:sz w:val="19"/>
+              </w:rPr>
+              <w:t>Reserved Matter Description</w:t>
+            </w:r>
+          </w:p>
+        </w:tc>
+      </w:tr>
+      <w:tr>
+        <w:tc>
+          <w:tcPr>
+            <w:tcW w:type="dxa" w:w="2592"/>
+            <w:shd w:fill="FFFFFF"/>
+            <w:tcMar>
+              <w:top w:w="100" w:type="dxa"/>
+              <w:bottom w:w="100" w:type="dxa"/>
+              <w:left w:w="160" w:type="dxa"/>
+              <w:right w:w="160" w:type="dxa"/>
+            </w:tcMar>
+          </w:tcPr>
+          <w:p>
+            <w:pPr>
+              <w:jc w:val="left"/>
+            </w:pPr>
+            <w:r>
+              <w:rPr>
+                <w:rFonts w:ascii="Calibri" w:hAnsi="Calibri"/>
+                <w:color w:val="282C29"/>
+                <w:sz w:val="18"/>
+              </w:rPr>
+              <w:t>Capital Structure</w:t>
+            </w:r>
+          </w:p>
+        </w:tc>
+        <w:tc>
+          <w:tcPr>
+            <w:tcW w:type="dxa" w:w="7200"/>
+            <w:shd w:fill="FFFFFF"/>
+            <w:tcMar>
+              <w:top w:w="100" w:type="dxa"/>
+              <w:bottom w:w="100" w:type="dxa"/>
+              <w:left w:w="160" w:type="dxa"/>
+              <w:right w:w="160" w:type="dxa"/>
+            </w:tcMar>
+          </w:tcPr>
+          <w:p>
+            <w:pPr>
+              <w:jc w:val="left"/>
+            </w:pPr>
+            <w:r>
+              <w:rPr>
+                <w:rFonts w:ascii="Calibri" w:hAnsi="Calibri"/>
+                <w:color w:val="282C29"/>
+                <w:sz w:val="18"/>
+              </w:rPr>
+              <w:t>Any alteration to share capital, issuance of new shares, options, or debt instruments.</w:t>
+            </w:r>
+          </w:p>
+        </w:tc>
+      </w:tr>
+      <w:tr>
+        <w:tc>
+          <w:tcPr>
+            <w:tcW w:type="dxa" w:w="2592"/>
+            <w:shd w:fill="FAF8F5"/>
+            <w:tcMar>
+              <w:top w:w="100" w:type="dxa"/>
+              <w:bottom w:w="100" w:type="dxa"/>
+              <w:left w:w="160" w:type="dxa"/>
+              <w:right w:w="160" w:type="dxa"/>
+            </w:tcMar>
+          </w:tcPr>
+          <w:p>
+            <w:pPr>
+              <w:jc w:val="left"/>
+            </w:pPr>
+            <w:r>
+              <w:rPr>
+                <w:rFonts w:ascii="Calibri" w:hAnsi="Calibri"/>
+                <w:color w:val="282C29"/>
+                <w:sz w:val="18"/>
+              </w:rPr>
+              <w:t>Asset Disposition</w:t>
+            </w:r>
+          </w:p>
+        </w:tc>
+        <w:tc>
+          <w:tcPr>
+            <w:tcW w:type="dxa" w:w="7200"/>
+            <w:shd w:fill="FAF8F5"/>
+            <w:tcMar>
+              <w:top w:w="100" w:type="dxa"/>
+              <w:bottom w:w="100" w:type="dxa"/>
+              <w:left w:w="160" w:type="dxa"/>
+              <w:right w:w="160" w:type="dxa"/>
+            </w:tcMar>
+          </w:tcPr>
+          <w:p>
+            <w:pPr>
+              <w:jc w:val="left"/>
+            </w:pPr>
+            <w:r>
+              <w:rPr>
+                <w:rFonts w:ascii="Calibri" w:hAnsi="Calibri"/>
+                <w:color w:val="282C29"/>
+                <w:sz w:val="18"/>
+              </w:rPr>
+              <w:t>Sale, lease, mortgage, or encumbrance of any company real estate or major assets (&gt;US$25,000).</w:t>
+            </w:r>
+          </w:p>
+        </w:tc>
+      </w:tr>
+      <w:tr>
+        <w:tc>
+          <w:tcPr>
+            <w:tcW w:type="dxa" w:w="2592"/>
+            <w:shd w:fill="FFFFFF"/>
+            <w:tcMar>
+              <w:top w:w="100" w:type="dxa"/>
+              <w:bottom w:w="100" w:type="dxa"/>
+              <w:left w:w="160" w:type="dxa"/>
+              <w:right w:w="160" w:type="dxa"/>
+            </w:tcMar>
+          </w:tcPr>
+          <w:p>
+            <w:pPr>
+              <w:jc w:val="left"/>
+            </w:pPr>
+            <w:r>
+              <w:rPr>
+                <w:rFonts w:ascii="Calibri" w:hAnsi="Calibri"/>
+                <w:color w:val="282C29"/>
+                <w:sz w:val="18"/>
+              </w:rPr>
+              <w:t>Annual Budget</w:t>
+            </w:r>
+          </w:p>
+        </w:tc>
+        <w:tc>
+          <w:tcPr>
+            <w:tcW w:type="dxa" w:w="7200"/>
+            <w:shd w:fill="FFFFFF"/>
+            <w:tcMar>
+              <w:top w:w="100" w:type="dxa"/>
+              <w:bottom w:w="100" w:type="dxa"/>
+              <w:left w:w="160" w:type="dxa"/>
+              <w:right w:w="160" w:type="dxa"/>
+            </w:tcMar>
+          </w:tcPr>
+          <w:p>
+            <w:pPr>
+              <w:jc w:val="left"/>
+            </w:pPr>
+            <w:r>
+              <w:rPr>
+                <w:rFonts w:ascii="Calibri" w:hAnsi="Calibri"/>
+                <w:color w:val="282C29"/>
+                <w:sz w:val="18"/>
+              </w:rPr>
+              <w:t>Adoption of annual operating budget or capital expenditure plan exceeding 10% variance.</w:t>
+            </w:r>
+          </w:p>
+        </w:tc>
+      </w:tr>
+      <w:tr>
+        <w:tc>
+          <w:tcPr>
+            <w:tcW w:type="dxa" w:w="2592"/>
+            <w:shd w:fill="FAF8F5"/>
+            <w:tcMar>
+              <w:top w:w="100" w:type="dxa"/>
+              <w:bottom w:w="100" w:type="dxa"/>
+              <w:left w:w="160" w:type="dxa"/>
+              <w:right w:w="160" w:type="dxa"/>
+            </w:tcMar>
+          </w:tcPr>
+          <w:p>
+            <w:pPr>
+              <w:jc w:val="left"/>
+            </w:pPr>
+            <w:r>
+              <w:rPr>
+                <w:rFonts w:ascii="Calibri" w:hAnsi="Calibri"/>
+                <w:color w:val="282C29"/>
+                <w:sz w:val="18"/>
+              </w:rPr>
+              <w:t>Indebtedness</w:t>
+            </w:r>
+          </w:p>
+        </w:tc>
+        <w:tc>
+          <w:tcPr>
+            <w:tcW w:type="dxa" w:w="7200"/>
+            <w:shd w:fill="FAF8F5"/>
+            <w:tcMar>
+              <w:top w:w="100" w:type="dxa"/>
+              <w:bottom w:w="100" w:type="dxa"/>
+              <w:left w:w="160" w:type="dxa"/>
+              <w:right w:w="160" w:type="dxa"/>
+            </w:tcMar>
+          </w:tcPr>
+          <w:p>
+            <w:pPr>
+              <w:jc w:val="left"/>
+            </w:pPr>
+            <w:r>
+              <w:rPr>
+                <w:rFonts w:ascii="Calibri" w:hAnsi="Calibri"/>
+                <w:color w:val="282C29"/>
+                <w:sz w:val="18"/>
+              </w:rPr>
+              <w:t>Incurring third-party borrowings or financial indebtedness exceeding US$50,000 in aggregate.</w:t>
+            </w:r>
+          </w:p>
+        </w:tc>
+      </w:tr>
+      <w:tr>
+        <w:tc>
+          <w:tcPr>
+            <w:tcW w:type="dxa" w:w="2592"/>
+            <w:shd w:fill="FFFFFF"/>
+            <w:tcMar>
+              <w:top w:w="100" w:type="dxa"/>
+              <w:bottom w:w="100" w:type="dxa"/>
+              <w:left w:w="160" w:type="dxa"/>
+              <w:right w:w="160" w:type="dxa"/>
+            </w:tcMar>
+          </w:tcPr>
+          <w:p>
+            <w:pPr>
+              <w:jc w:val="left"/>
+            </w:pPr>
+            <w:r>
+              <w:rPr>
+                <w:rFonts w:ascii="Calibri" w:hAnsi="Calibri"/>
+                <w:color w:val="282C29"/>
+                <w:sz w:val="18"/>
+              </w:rPr>
+              <w:t>Related-Party Transactions</w:t>
+            </w:r>
+          </w:p>
+        </w:tc>
+        <w:tc>
+          <w:tcPr>
+            <w:tcW w:type="dxa" w:w="7200"/>
+            <w:shd w:fill="FFFFFF"/>
+            <w:tcMar>
+              <w:top w:w="100" w:type="dxa"/>
+              <w:bottom w:w="100" w:type="dxa"/>
+              <w:left w:w="160" w:type="dxa"/>
+              <w:right w:w="160" w:type="dxa"/>
+            </w:tcMar>
+          </w:tcPr>
+          <w:p>
+            <w:pPr>
+              <w:jc w:val="left"/>
+            </w:pPr>
+            <w:r>
+              <w:rPr>
+                <w:rFonts w:ascii="Calibri" w:hAnsi="Calibri"/>
+                <w:color w:val="282C29"/>
+                <w:sz w:val="18"/>
+              </w:rPr>
+              <w:t>Any contract, agreement, or transfer between the Company and founders, directors, or affiliates.</w:t>
+            </w:r>
+          </w:p>
+        </w:tc>
+      </w:tr>
+      <w:tr>
+        <w:tc>
+          <w:tcPr>
+            <w:tcW w:type="dxa" w:w="2592"/>
+            <w:shd w:fill="FAF8F5"/>
+            <w:tcMar>
+              <w:top w:w="100" w:type="dxa"/>
+              <w:bottom w:w="100" w:type="dxa"/>
+              <w:left w:w="160" w:type="dxa"/>
+              <w:right w:w="160" w:type="dxa"/>
+            </w:tcMar>
+          </w:tcPr>
+          <w:p>
+            <w:pPr>
+              <w:jc w:val="left"/>
+            </w:pPr>
+            <w:r>
+              <w:rPr>
+                <w:rFonts w:ascii="Calibri" w:hAnsi="Calibri"/>
+                <w:color w:val="282C29"/>
+                <w:sz w:val="18"/>
+              </w:rPr>
+              <w:t>Dividends &amp; Distributions</w:t>
+            </w:r>
+          </w:p>
+        </w:tc>
+        <w:tc>
+          <w:tcPr>
+            <w:tcW w:type="dxa" w:w="7200"/>
+            <w:shd w:fill="FAF8F5"/>
+            <w:tcMar>
+              <w:top w:w="100" w:type="dxa"/>
+              <w:bottom w:w="100" w:type="dxa"/>
+              <w:left w:w="160" w:type="dxa"/>
+              <w:right w:w="160" w:type="dxa"/>
+            </w:tcMar>
+          </w:tcPr>
+          <w:p>
+            <w:pPr>
+              <w:jc w:val="left"/>
+            </w:pPr>
+            <w:r>
+              <w:rPr>
+                <w:rFonts w:ascii="Calibri" w:hAnsi="Calibri"/>
+                <w:color w:val="282C29"/>
+                <w:sz w:val="18"/>
+              </w:rPr>
+              <w:t>Declaration or payment of any dividend, capital return, or redemption of shares.</w:t>
+            </w:r>
+          </w:p>
+        </w:tc>
+      </w:tr>
+      <w:tr>
+        <w:tc>
+          <w:tcPr>
+            <w:tcW w:type="dxa" w:w="2592"/>
+            <w:shd w:fill="FFFFFF"/>
+            <w:tcMar>
+              <w:top w:w="100" w:type="dxa"/>
+              <w:bottom w:w="100" w:type="dxa"/>
+              <w:left w:w="160" w:type="dxa"/>
+              <w:right w:w="160" w:type="dxa"/>
+            </w:tcMar>
+          </w:tcPr>
+          <w:p>
+            <w:pPr>
+              <w:jc w:val="left"/>
+            </w:pPr>
+            <w:r>
+              <w:rPr>
+                <w:rFonts w:ascii="Calibri" w:hAnsi="Calibri"/>
+                <w:color w:val="282C29"/>
+                <w:sz w:val="18"/>
+              </w:rPr>
+              <w:t>Senior Management</w:t>
+            </w:r>
+          </w:p>
+        </w:tc>
+        <w:tc>
+          <w:tcPr>
+            <w:tcW w:type="dxa" w:w="7200"/>
+            <w:shd w:fill="FFFFFF"/>
+            <w:tcMar>
+              <w:top w:w="100" w:type="dxa"/>
+              <w:bottom w:w="100" w:type="dxa"/>
+              <w:left w:w="160" w:type="dxa"/>
+              <w:right w:w="160" w:type="dxa"/>
+            </w:tcMar>
+          </w:tcPr>
+          <w:p>
+            <w:pPr>
+              <w:jc w:val="left"/>
+            </w:pPr>
+            <w:r>
+              <w:rPr>
+                <w:rFonts w:ascii="Calibri" w:hAnsi="Calibri"/>
+                <w:color w:val="282C29"/>
+                <w:sz w:val="18"/>
+              </w:rPr>
+              <w:t>Appointment or termination of the Managing Director, General Manager, or Chief Financial Officer.</w:t>
+            </w:r>
+          </w:p>
+        </w:tc>
+      </w:tr>
+      <w:tr>
+        <w:tc>
+          <w:tcPr>
+            <w:tcW w:type="dxa" w:w="2592"/>
+            <w:shd w:fill="FAF8F5"/>
+            <w:tcMar>
+              <w:top w:w="100" w:type="dxa"/>
+              <w:bottom w:w="100" w:type="dxa"/>
+              <w:left w:w="160" w:type="dxa"/>
+              <w:right w:w="160" w:type="dxa"/>
+            </w:tcMar>
+          </w:tcPr>
+          <w:p>
+            <w:pPr>
+              <w:jc w:val="left"/>
+            </w:pPr>
+            <w:r>
+              <w:rPr>
+                <w:rFonts w:ascii="Calibri" w:hAnsi="Calibri"/>
+                <w:color w:val="282C29"/>
+                <w:sz w:val="18"/>
+              </w:rPr>
+              <w:t>Auditor Appointment</w:t>
+            </w:r>
+          </w:p>
+        </w:tc>
+        <w:tc>
+          <w:tcPr>
+            <w:tcW w:type="dxa" w:w="7200"/>
+            <w:shd w:fill="FAF8F5"/>
+            <w:tcMar>
+              <w:top w:w="100" w:type="dxa"/>
+              <w:bottom w:w="100" w:type="dxa"/>
+              <w:left w:w="160" w:type="dxa"/>
+              <w:right w:w="160" w:type="dxa"/>
+            </w:tcMar>
+          </w:tcPr>
+          <w:p>
+            <w:pPr>
+              <w:jc w:val="left"/>
+            </w:pPr>
+            <w:r>
+              <w:rPr>
+                <w:rFonts w:ascii="Calibri" w:hAnsi="Calibri"/>
+                <w:color w:val="282C29"/>
+                <w:sz w:val="18"/>
+              </w:rPr>
+              <w:t>Appointment or change of the independent external statutory auditor (Big-4 or reputable regional).</w:t>
+            </w:r>
+          </w:p>
+        </w:tc>
+      </w:tr>
+    </w:tbl>
     <w:p>
+      <w:pPr>
+        <w:spacing w:before="80" w:after="160"/>
+      </w:pPr>
+    </w:p>
+    <w:p>
+      <w:pPr>
+        <w:keepNext/>
+        <w:spacing w:before="320" w:after="120"/>
+      </w:pPr>
       <w:r>
-        <w:t>Project company / landholding entity: to be confirmed. Investor(s): to be identified. Sponsor/developer: to be confirmed.</w:t>
+        <w:rPr>
+          <w:rFonts w:ascii="Georgia" w:hAnsi="Georgia"/>
+          <w:b/>
+          <w:color w:val="19382D"/>
+          <w:sz w:val="28"/>
+        </w:rPr>
+        <w:t>3. Information Covenants &amp; Reporting</w:t>
       </w:r>
     </w:p>
     <w:p>
       <w:pPr>
-        <w:pStyle w:val="Heading2"/>
+        <w:spacing w:before="40" w:after="120" w:line="276" w:lineRule="auto"/>
       </w:pPr>
       <w:r>
-        <w:t>2. Project</w:t>
-      </w:r>
-    </w:p>
-    <w:p>
-      <w:r>
-        <w:t>Hospitality-led agro-tourism destination in Segera, Laikipia County, Kenya; 12–15 accommodation units; US$2.4m total capital requirement inclusive of proposed additional land acquisition.</w:t>
+        <w:rPr>
+          <w:rFonts w:ascii="Calibri" w:hAnsi="Calibri"/>
+          <w:color w:val="282C29"/>
+          <w:sz w:val="20"/>
+        </w:rPr>
+        <w:t>The Company will maintain institutional financial and operational transparency:</w:t>
       </w:r>
     </w:p>
     <w:p>
       <w:pPr>
-        <w:pStyle w:val="Heading2"/>
+        <w:pStyle w:val="ListBullet"/>
+        <w:spacing w:before="20" w:after="60" w:line="276" w:lineRule="auto"/>
       </w:pPr>
       <w:r>
-        <w:t>3. Instrument</w:t>
+        <w:rPr>
+          <w:rFonts w:ascii="Calibri" w:hAnsi="Calibri"/>
+          <w:b/>
+          <w:color w:val="19382D"/>
+          <w:sz w:val="20"/>
+        </w:rPr>
+        <w:t xml:space="preserve">Monthly KPI Flash Report: </w:t>
       </w:r>
-    </w:p>
-    <w:p>
       <w:r>
-        <w:t>To be assessed: ordinary equity, preferred equity, shareholder loan, senior debt or blended structure. Selection depends on cash-flow capacity, security, investor needs and tax advice.</w:t>
+        <w:rPr>
+          <w:rFonts w:ascii="Calibri" w:hAnsi="Calibri"/>
+          <w:color w:val="282C29"/>
+          <w:sz w:val="20"/>
+        </w:rPr>
+        <w:t>Delivered within 15 calendar days of month-end detailing occupancy, ADR, RevPAR, gross revenue, and payroll.</w:t>
       </w:r>
     </w:p>
     <w:p>
       <w:pPr>
-        <w:pStyle w:val="Heading2"/>
+        <w:pStyle w:val="ListBullet"/>
+        <w:spacing w:before="20" w:after="60" w:line="276" w:lineRule="auto"/>
       </w:pPr>
       <w:r>
-        <w:t>4. Amount and closing</w:t>
+        <w:rPr>
+          <w:rFonts w:ascii="Calibri" w:hAnsi="Calibri"/>
+          <w:b/>
+          <w:color w:val="19382D"/>
+          <w:sz w:val="20"/>
+        </w:rPr>
+        <w:t xml:space="preserve">Quarterly Unaudited Financials: </w:t>
       </w:r>
-    </w:p>
-    <w:p>
       <w:r>
-        <w:t>Total raise target: US$2.4m; proposed tranches and closing conditions to be agreed. Any split between equity and debt must be model-supported and lender-validated.</w:t>
+        <w:rPr>
+          <w:rFonts w:ascii="Calibri" w:hAnsi="Calibri"/>
+          <w:color w:val="282C29"/>
+          <w:sz w:val="20"/>
+        </w:rPr>
+        <w:t>Delivered within 30 days of quarter-end including balance sheet, income statement, and cash flow statement against budget.</w:t>
       </w:r>
     </w:p>
     <w:p>
       <w:pPr>
-        <w:pStyle w:val="Heading2"/>
+        <w:pStyle w:val="ListBullet"/>
+        <w:spacing w:before="20" w:after="60" w:line="276" w:lineRule="auto"/>
       </w:pPr>
       <w:r>
-        <w:t>5. Use of proceeds</w:t>
+        <w:rPr>
+          <w:rFonts w:ascii="Calibri" w:hAnsi="Calibri"/>
+          <w:b/>
+          <w:color w:val="19382D"/>
+          <w:sz w:val="20"/>
+        </w:rPr>
+        <w:t xml:space="preserve">Annual Audited Financials (IFRS): </w:t>
       </w:r>
-    </w:p>
-    <w:p>
       <w:r>
-        <w:t>Land acquisition; design and professional fees; approvals; construction and infrastructure; FF&amp;E; pre-opening; contingency; working capital. Detailed allocation subject to QS and diligence.</w:t>
+        <w:rPr>
+          <w:rFonts w:ascii="Calibri" w:hAnsi="Calibri"/>
+          <w:color w:val="282C29"/>
+          <w:sz w:val="20"/>
+        </w:rPr>
+        <w:t>Delivered within 90 days of fiscal year-end, audited by an independent chartered accounting firm.</w:t>
       </w:r>
     </w:p>
     <w:p>
       <w:pPr>
-        <w:pStyle w:val="Heading2"/>
+        <w:pStyle w:val="ListBullet"/>
+        <w:spacing w:before="20" w:after="60" w:line="276" w:lineRule="auto"/>
       </w:pPr>
       <w:r>
-        <w:t>6. Valuation and ownership</w:t>
+        <w:rPr>
+          <w:rFonts w:ascii="Calibri" w:hAnsi="Calibri"/>
+          <w:b/>
+          <w:color w:val="19382D"/>
+          <w:sz w:val="20"/>
+        </w:rPr>
+        <w:t xml:space="preserve">Inspection Rights: </w:t>
       </w:r>
-    </w:p>
-    <w:p>
       <w:r>
-        <w:t>Pre-money valuation, share price, dilution, investor ownership and sponsor contribution: open pending valuation, asset/legal diligence and negotiations.</w:t>
-      </w:r>
-    </w:p>
-    <w:p>
-      <w:pPr>
-        <w:pStyle w:val="Heading2"/>
-      </w:pPr>
-      <w:r>
-        <w:t>7. Governance</w:t>
-      </w:r>
-    </w:p>
-    <w:p>
-      <w:r>
-        <w:t>Board composition, reserved matters, reporting, budget approval, related-party controls, information rights and deadlock process: to be negotiated.</w:t>
-      </w:r>
-    </w:p>
-    <w:p>
-      <w:pPr>
-        <w:pStyle w:val="Heading2"/>
-      </w:pPr>
-      <w:r>
-        <w:t>8. Conditions precedent</w:t>
-      </w:r>
-    </w:p>
-    <w:p>
-      <w:r>
-        <w:t>Verified land title and acquisition agreement; satisfactory technical and environmental diligence; approvals pathway; approved budget; model; project company and shareholder documentation; investor KYC/AML.</w:t>
-      </w:r>
-    </w:p>
-    <w:p>
-      <w:pPr>
-        <w:pStyle w:val="Heading2"/>
-      </w:pPr>
-      <w:r>
-        <w:t>9. Drawdown controls</w:t>
-      </w:r>
-    </w:p>
-    <w:p>
-      <w:r>
-        <w:t>Milestone-based drawdowns against approved budget, invoices/certificates, independent cost monitoring and reporting.</w:t>
-      </w:r>
-    </w:p>
-    <w:p>
-      <w:pPr>
-        <w:pStyle w:val="Heading2"/>
-      </w:pPr>
-      <w:r>
-        <w:t>10. Returns and distributions</w:t>
-      </w:r>
-    </w:p>
-    <w:p>
-      <w:r>
-        <w:t>No return is promised. Dividend policy, preferred return, hurdle, waterfall and reinvestment policy to be determined from the financial model and legal/tax advice.</w:t>
-      </w:r>
-    </w:p>
-    <w:p>
-      <w:pPr>
-        <w:pStyle w:val="Heading2"/>
-      </w:pPr>
-      <w:r>
-        <w:t>11. Exit</w:t>
-      </w:r>
-    </w:p>
-    <w:p>
-      <w:r>
-        <w:t>Potential sale, refinancing, buyback or other liquidity event subject to market conditions, governance rights, legal restrictions and negotiated terms.</w:t>
-      </w:r>
-    </w:p>
-    <w:p>
-      <w:pPr>
-        <w:pStyle w:val="Heading2"/>
-      </w:pPr>
-      <w:r>
-        <w:t>12. Exclusivity and confidentiality</w:t>
-      </w:r>
-    </w:p>
-    <w:p>
-      <w:r>
-        <w:t>Any exclusivity period, confidentiality obligations and permitted disclosure to be agreed in definitive documents.</w:t>
-      </w:r>
-    </w:p>
-    <w:p>
-      <w:pPr>
-        <w:pStyle w:val="Heading2"/>
-      </w:pPr>
-      <w:r>
-        <w:t>13. Costs and governing law</w:t>
-      </w:r>
-    </w:p>
-    <w:p>
-      <w:r>
-        <w:t>Advisory costs, dispute resolution and governing law to be advised by Kenyan counsel and agreed in definitive documentation.</w:t>
-      </w:r>
-    </w:p>
-    <w:p>
-      <w:pPr>
-        <w:pStyle w:val="Heading2"/>
-      </w:pPr>
-      <w:r>
-        <w:t>14. Non-binding status</w:t>
-      </w:r>
-    </w:p>
-    <w:p>
-      <w:r>
-        <w:t>Except for expressly stated confidentiality/exclusivity provisions, this framework is non-binding and subject to definitive agreements.</w:t>
+        <w:rPr>
+          <w:rFonts w:ascii="Calibri" w:hAnsi="Calibri"/>
+          <w:color w:val="282C29"/>
+          <w:sz w:val="20"/>
+        </w:rPr>
+        <w:t>Investors hold customary inspection rights to examine books, records, and conduct physical site audits upon reasonable notice.</w:t>
       </w:r>
     </w:p>
     <w:sectPr>
-      <w:footerReference w:type="default" r:id="rId9"/>
+      <w:headerReference w:type="default" r:id="rId9"/>
+      <w:footerReference w:type="default" r:id="rId10"/>
       <w:pgSz w:w="12240" w:h="15840"/>
-      <w:pgMar w:top="936" w:right="1080" w:bottom="936" w:left="1080" w:header="720" w:footer="720" w:gutter="0"/>
+      <w:pgMar w:top="1152" w:right="1224" w:bottom="1152" w:left="1224" w:header="720" w:footer="720" w:gutter="0"/>
       <w:cols w:space="720"/>
       <w:docGrid w:linePitch="360"/>
     </w:sectPr>
@@ -248,13 +1540,33 @@
     </w:pPr>
     <w:r>
       <w:rPr>
-        <w:color w:val="65736D"/>
+        <w:rFonts w:ascii="Calibri" w:hAnsi="Calibri"/>
+        <w:color w:val="969696"/>
         <w:sz w:val="16"/>
       </w:rPr>
-      <w:t>CONFIDENTIAL WORKING DRAFT • Subject to verification, feasibility and professional due diligence</w:t>
+      <w:t>CONFIDENTIAL — FOR QUALIFIED INVESTOR REVIEW ONLY — SEGERA, LAIKIPIA, KENYA</w:t>
     </w:r>
   </w:p>
 </w:ftr>
+</file>
+
+<file path=word/header1.xml><?xml version="1.0" encoding="utf-8"?>
+<w:hdr xmlns:m="http://schemas.openxmlformats.org/officeDocument/2006/math" xmlns:mc="http://schemas.openxmlformats.org/markup-compatibility/2006" xmlns:mo="http://schemas.microsoft.com/office/mac/office/2008/main" xmlns:mv="urn:schemas-microsoft-com:mac:vml" xmlns:o="urn:schemas-microsoft-com:office:office" xmlns:r="http://schemas.openxmlformats.org/officeDocument/2006/relationships" xmlns:v="urn:schemas-microsoft-com:vml" xmlns:w10="urn:schemas-microsoft-com:office:word" xmlns:w14="http://schemas.microsoft.com/office/word/2010/wordml" xmlns:w="http://schemas.openxmlformats.org/wordprocessingml/2006/main" xmlns:wne="http://schemas.microsoft.com/office/word/2006/wordml" xmlns:wp14="http://schemas.microsoft.com/office/word/2010/wordprocessingDrawing" xmlns:wp="http://schemas.openxmlformats.org/drawingml/2006/wordprocessingDrawing" xmlns:wpc="http://schemas.microsoft.com/office/word/2010/wordprocessingCanvas" xmlns:wpg="http://schemas.microsoft.com/office/word/2010/wordprocessingGroup" xmlns:wpi="http://schemas.microsoft.com/office/word/2010/wordprocessingInk" xmlns:wps="http://schemas.microsoft.com/office/word/2010/wordprocessingShape" mc:Ignorable="w14 wp14">
+  <w:p>
+    <w:pPr>
+      <w:pStyle w:val="Header"/>
+      <w:jc w:val="right"/>
+    </w:pPr>
+    <w:r>
+      <w:rPr>
+        <w:rFonts w:ascii="Calibri" w:hAnsi="Calibri"/>
+        <w:color w:val="A88B65"/>
+        <w:sz w:val="16"/>
+      </w:rPr>
+      <w:t>JONIK NDOVU FARM · DOC-12 · TIER 3 APPROVED</w:t>
+    </w:r>
+  </w:p>
+</w:hdr>
 </file>
 
 <file path=word/numbering.xml><?xml version="1.0" encoding="utf-8"?>
@@ -620,11 +1932,6 @@
     <w:name w:val="Normal"/>
     <w:qFormat/>
     <w:rsid w:val="00FC693F"/>
-    <w:rPr>
-      <w:rFonts w:ascii="Aptos" w:hAnsi="Aptos"/>
-      <w:color w:val="23312C"/>
-      <w:sz w:val="20"/>
-    </w:rPr>
   </w:style>
   <w:style w:type="paragraph" w:styleId="Header">
     <w:name w:val="header"/>
@@ -685,11 +1992,11 @@
       <w:outlineLvl w:val="0"/>
     </w:pPr>
     <w:rPr>
-      <w:rFonts w:asciiTheme="majorHAnsi" w:eastAsiaTheme="majorEastAsia" w:hAnsiTheme="majorHAnsi" w:cstheme="majorBidi" w:ascii="Aptos Display" w:hAnsi="Aptos Display"/>
+      <w:rFonts w:asciiTheme="majorHAnsi" w:eastAsiaTheme="majorEastAsia" w:hAnsiTheme="majorHAnsi" w:cstheme="majorBidi"/>
       <w:b/>
       <w:bCs/>
-      <w:color w:val="153F35"/>
-      <w:sz w:val="38"/>
+      <w:color w:val="365F91" w:themeColor="accent1" w:themeShade="BF"/>
+      <w:sz w:val="28"/>
       <w:szCs w:val="28"/>
     </w:rPr>
   </w:style>
@@ -709,10 +2016,10 @@
       <w:outlineLvl w:val="1"/>
     </w:pPr>
     <w:rPr>
-      <w:rFonts w:asciiTheme="majorHAnsi" w:eastAsiaTheme="majorEastAsia" w:hAnsiTheme="majorHAnsi" w:cstheme="majorBidi" w:ascii="Aptos Display" w:hAnsi="Aptos Display"/>
+      <w:rFonts w:asciiTheme="majorHAnsi" w:eastAsiaTheme="majorEastAsia" w:hAnsiTheme="majorHAnsi" w:cstheme="majorBidi"/>
       <w:b/>
       <w:bCs/>
-      <w:color w:val="2F6655"/>
+      <w:color w:val="4F81BD" w:themeColor="accent1"/>
       <w:sz w:val="26"/>
       <w:szCs w:val="26"/>
     </w:rPr>
@@ -733,11 +2040,10 @@
       <w:outlineLvl w:val="2"/>
     </w:pPr>
     <w:rPr>
-      <w:rFonts w:asciiTheme="majorHAnsi" w:eastAsiaTheme="majorEastAsia" w:hAnsiTheme="majorHAnsi" w:cstheme="majorBidi" w:ascii="Aptos Display" w:hAnsi="Aptos Display"/>
+      <w:rFonts w:asciiTheme="majorHAnsi" w:eastAsiaTheme="majorEastAsia" w:hAnsiTheme="majorHAnsi" w:cstheme="majorBidi"/>
       <w:b/>
       <w:bCs/>
-      <w:color w:val="B78A4A"/>
-      <w:sz w:val="22"/>
+      <w:color w:val="4F81BD" w:themeColor="accent1"/>
     </w:rPr>
   </w:style>
   <w:style w:type="paragraph" w:styleId="Heading4">
@@ -975,12 +2281,11 @@
       <w:contextualSpacing/>
     </w:pPr>
     <w:rPr>
-      <w:rFonts w:asciiTheme="majorHAnsi" w:eastAsiaTheme="majorEastAsia" w:hAnsiTheme="majorHAnsi" w:cstheme="majorBidi" w:ascii="Aptos Display" w:hAnsi="Aptos Display"/>
-      <w:b/>
-      <w:color w:val="153F35"/>
+      <w:rFonts w:asciiTheme="majorHAnsi" w:eastAsiaTheme="majorEastAsia" w:hAnsiTheme="majorHAnsi" w:cstheme="majorBidi"/>
+      <w:color w:val="17365D" w:themeColor="text2" w:themeShade="BF"/>
       <w:spacing w:val="5"/>
       <w:kern w:val="28"/>
-      <w:sz w:val="56"/>
+      <w:sz w:val="52"/>
       <w:szCs w:val="52"/>
     </w:rPr>
   </w:style>
